--- a/results/运营建议报告.docx
+++ b/results/运营建议报告.docx
@@ -6655,7 +6655,7 @@
           <w:color w:val="606060"/>
           <w:sz w:val="20"/>
         </w:rPr>
-        <w:t>生成时间：2026-10-08 13:55</w:t>
+        <w:t>生成时间：2026-10-08 15:37</w:t>
       </w:r>
     </w:p>
     <w:sectPr>

--- a/results/运营建议报告.docx
+++ b/results/运营建议报告.docx
@@ -4011,6 +4011,56 @@
           <w:rFonts w:ascii="微软雅黑" w:hAnsi="微软雅黑" w:eastAsia="微软雅黑" w:cs="微软雅黑"/>
           <w:b w:val="0"/>
         </w:rPr>
+        <w:t>但按</w:t>
+      </w:r>
+      <w:r>
+        <w:rPr>
+          <w:rFonts w:ascii="微软雅黑" w:hAnsi="微软雅黑" w:eastAsia="微软雅黑" w:cs="微软雅黑"/>
+          <w:b/>
+        </w:rPr>
+        <w:t>细分类型</w:t>
+      </w:r>
+      <w:r>
+        <w:rPr>
+          <w:rFonts w:ascii="微软雅黑" w:hAnsi="微软雅黑" w:eastAsia="微软雅黑" w:cs="微软雅黑"/>
+          <w:b w:val="0"/>
+        </w:rPr>
+        <w:t xml:space="preserve">严格比对为 </w:t>
+      </w:r>
+      <w:r>
+        <w:rPr>
+          <w:rFonts w:ascii="微软雅黑" w:hAnsi="微软雅黑" w:eastAsia="微软雅黑" w:cs="微软雅黑"/>
+          <w:b/>
+        </w:rPr>
+        <w:t>6 例（85.7%）</w:t>
+      </w:r>
+      <w:r>
+        <w:rPr>
+          <w:rFonts w:ascii="微软雅黑" w:hAnsi="微软雅黑" w:eastAsia="微软雅黑" w:cs="微软雅黑"/>
+          <w:b w:val="0"/>
+        </w:rPr>
+        <w:t>：SH011（新人轮换致差错率漂移）</w:t>
+      </w:r>
+    </w:p>
+    <w:p>
+      <w:r>
+        <w:rPr>
+          <w:rFonts w:ascii="微软雅黑" w:hAnsi="微软雅黑" w:eastAsia="微软雅黑" w:cs="微软雅黑"/>
+          <w:b w:val="0"/>
+        </w:rPr>
+        <w:t xml:space="preserve">  应判「操作风险」，实际因差错与投诉同时抬升而按「服务风险」归因</w:t>
+      </w:r>
+    </w:p>
+    <w:p>
+      <w:pPr>
+        <w:pStyle w:val="ListBullet"/>
+        <w:spacing w:after="60"/>
+      </w:pPr>
+      <w:r>
+        <w:rPr>
+          <w:rFonts w:ascii="微软雅黑" w:hAnsi="微软雅黑" w:eastAsia="微软雅黑" w:cs="微软雅黑"/>
+          <w:b w:val="0"/>
+        </w:rPr>
         <w:t xml:space="preserve">全部预警 171 条，其中落在注入异常窗口之外 135 条，占全部网点日 </w:t>
       </w:r>
       <w:r>
